--- a/dataset/guides_final/SYS/guide/IT-SYS-005_메신저·화상회의·협업 도구 가이드.docx
+++ b/dataset/guides_final/SYS/guide/IT-SYS-005_메신저·화상회의·협업 도구 가이드.docx
@@ -24,7 +24,7 @@
           <w:color w:val="5A6270"/>
           <w:sz w:val="24"/>
         </w:rPr>
-        <w:t>한화시스템 ICT 임직원 IT 안내 · 사내 시스템</w:t>
+        <w:t>가상 ICT 기업 임직원 IT 안내 · 사내 시스템</w:t>
       </w:r>
     </w:p>
     <w:p>
@@ -14180,7 +14180,7 @@
                 <w:color w:val="1D2433"/>
                 <w:sz w:val="19"/>
               </w:rPr>
-              <w:t>사내 IT 포털(hanwha-admin) 상단 [챗봇 문의]</w:t>
+              <w:t>사내 IT 포털 상단 [챗봇 문의]</w:t>
             </w:r>
           </w:p>
         </w:tc>
@@ -14452,7 +14452,7 @@
                 <w:color w:val="1D2433"/>
                 <w:sz w:val="19"/>
               </w:rPr>
-              <w:t>it-helpdesk@hanwha-ict.example</w:t>
+              <w:t>it-helpdesk@ict.example</w:t>
             </w:r>
           </w:p>
         </w:tc>
@@ -15570,7 +15570,7 @@
         <w:color w:val="5A6270"/>
         <w:sz w:val="16"/>
       </w:rPr>
-      <w:t>© HANWHA SYSTEMS ICT · IT-SYS-005 · 사내 일반</w:t>
+      <w:t>© 가상 ICT 기업 · IT-SYS-005 · 사내 일반</w:t>
     </w:r>
     <w:r>
       <w:rPr>

--- a/dataset/guides_final/SYS/guide/IT-SYS-005_메신저·화상회의·협업 도구 가이드.docx
+++ b/dataset/guides_final/SYS/guide/IT-SYS-005_메신저·화상회의·협업 도구 가이드.docx
@@ -709,7 +709,7 @@
                 <w:color w:val="1D2433"/>
                 <w:sz w:val="19"/>
               </w:rPr>
-              <w:t>화상회의 마이크가 안 돼요, 목소리가 안 들린대요, 화상회의 카메라 인식 불가, 사용 중인 장치, 사내 메신저 알림이 안 와요, 방해 금지 모드, 회의 중 소리 지연, 블루투스 헤드셋, 화상회의 자꾸 끊김, 화면 멈춤, OS 업데이트 후 화상회의 앱 종료, 그룹 메일, 팀 공용 메일 주소 생성 요청, 그룹 메일에 멤버 추가 요청, 외부 발신자 수신 허용, 외부 서비스 가입 인증 메일, 공유 캘린더 권한 요청, 메신저 채널, 외부 게스트 초대 요청, 메신저 비공개 채널 초대 불가, 게스트 계정</w:t>
+              <w:t>화상회의 마이크가 안 돼요, 상대방에게 내 목소리가 안 들림, 화상회의 카메라 인식 불가, 사용 중인 장치, 사내 메신저 알림이 안 와요, 방해 금지 모드, 회의 중 소리 지연, 블루투스 헤드셋, 화상회의 자꾸 끊김, 화면 멈춤, OS 업데이트 후 화상회의 앱 종료, 그룹 메일, 팀 공용 메일 주소 생성 요청, 그룹 메일에 멤버 추가 요청, 외부 발신자 수신 허용, 외부 서비스 가입 인증 메일, 공유 캘린더 권한 요청, 메신저 채널, 외부 게스트 초대 요청, 메신저 비공개 채널 초대 불가, 게스트 계정</w:t>
             </w:r>
           </w:p>
         </w:tc>
